--- a/readme files/KeyboardCmds.docx
+++ b/readme files/KeyboardCmds.docx
@@ -15,23 +15,21 @@
           <w:b/>
           <w:bCs/>
         </w:rPr>
-        <w:t xml:space="preserve">List of </w:t>
-      </w:r>
-      <w:proofErr w:type="spellStart"/>
-      <w:r>
-        <w:rPr>
-          <w:b/>
-          <w:bCs/>
-        </w:rPr>
-        <w:t>keyboad</w:t>
-      </w:r>
-      <w:proofErr w:type="spellEnd"/>
-      <w:r>
-        <w:rPr>
-          <w:b/>
-          <w:bCs/>
-        </w:rPr>
-        <w:t xml:space="preserve"> commands:</w:t>
+        <w:t>List of keyboa</w:t>
+      </w:r>
+      <w:r>
+        <w:rPr>
+          <w:b/>
+          <w:bCs/>
+        </w:rPr>
+        <w:t>r</w:t>
+      </w:r>
+      <w:r>
+        <w:rPr>
+          <w:b/>
+          <w:bCs/>
+        </w:rPr>
+        <w:t>d commands:</w:t>
       </w:r>
     </w:p>
     <w:p>
@@ -79,33 +77,15 @@
         <w:spacing w:after="0"/>
       </w:pPr>
       <w:r>
-        <w:t>3</w:t>
-      </w:r>
-      <w:r>
-        <w:t>/</w:t>
-      </w:r>
-      <w:r>
-        <w:t>4</w:t>
-      </w:r>
-      <w:r>
-        <w:t xml:space="preserve"> – increase/decrease reward </w:t>
-      </w:r>
-    </w:p>
-    <w:p>
-      <w:pPr>
-        <w:spacing w:after="0"/>
-      </w:pPr>
-      <w:r>
-        <w:t>5</w:t>
-      </w:r>
-      <w:r>
-        <w:t>/</w:t>
-      </w:r>
-      <w:r>
-        <w:t>6</w:t>
-      </w:r>
-      <w:r>
-        <w:t xml:space="preserve"> – increase/decrease reward </w:t>
+        <w:t xml:space="preserve">3/4 – increase/decrease reward </w:t>
+      </w:r>
+    </w:p>
+    <w:p>
+      <w:pPr>
+        <w:spacing w:after="0"/>
+      </w:pPr>
+      <w:r>
+        <w:t xml:space="preserve">5/6 – increase/decrease reward </w:t>
       </w:r>
     </w:p>
     <w:p>
@@ -115,6 +95,9 @@
       <w:r>
         <w:t>Z – reward</w:t>
       </w:r>
+      <w:r>
+        <w:t xml:space="preserve"> left</w:t>
+      </w:r>
     </w:p>
     <w:p>
       <w:pPr>
@@ -123,13 +106,25 @@
       <w:r>
         <w:t>X – reward</w:t>
       </w:r>
-    </w:p>
-    <w:p>
-      <w:pPr>
-        <w:spacing w:after="0"/>
-      </w:pPr>
-      <w:r>
-        <w:t>C - reward</w:t>
+      <w:r>
+        <w:t xml:space="preserve"> start</w:t>
+      </w:r>
+    </w:p>
+    <w:p>
+      <w:pPr>
+        <w:spacing w:after="0"/>
+      </w:pPr>
+      <w:r>
+        <w:t xml:space="preserve">C </w:t>
+      </w:r>
+      <w:r>
+        <w:t>–</w:t>
+      </w:r>
+      <w:r>
+        <w:t xml:space="preserve"> reward</w:t>
+      </w:r>
+      <w:r>
+        <w:t xml:space="preserve"> right</w:t>
       </w:r>
     </w:p>
     <w:p>
